--- a/mau-giay-to/DonDatHang_NhaCungCap_TrungKien.docx
+++ b/mau-giay-to/DonDatHang_NhaCungCap_TrungKien.docx
@@ -1332,7 +1332,7 @@
     </w:tbl>
     <w:p>
       <w:pPr>
-        <w:spacing w:after="40"/>
+        <w:spacing w:after="0" w:line="120" w:lineRule="exact"/>
       </w:pPr>
     </w:p>
     <w:p>
@@ -1605,10 +1605,14 @@
         </w:tc>
       </w:tr>
     </w:tbl>
-    <w:p/>
+    <w:p>
+      <w:pPr>
+        <w:spacing w:after="0" w:line="120" w:lineRule="exact"/>
+      </w:pPr>
+    </w:p>
     <w:sectPr>
       <w:pgSz w:w="11906" w:h="16838"/>
-      <w:pgMar w:top="1134" w:right="1020" w:bottom="1134" w:left="1701" w:header="720" w:footer="720" w:gutter="0"/>
+      <w:pgMar w:top="1134" w:right="1134" w:bottom="1134" w:left="1701" w:header="720" w:footer="720" w:gutter="0"/>
       <w:cols w:space="720"/>
       <w:docGrid w:linePitch="360"/>
     </w:sectPr>
